--- a/MobileTerminal/智能备忘录结课报告（Kotlin）.docx
+++ b/MobileTerminal/智能备忘录结课报告（Kotlin）.docx
@@ -4,7 +4,7 @@
   <w:body>
     <w:p>
       <w:pPr>
-        <w:pStyle w:val="28"/>
+        <w:pStyle w:val="29"/>
       </w:pPr>
       <w:r>
         <w:drawing>
@@ -52,7 +52,7 @@
     </w:p>
     <w:p>
       <w:pPr>
-        <w:pStyle w:val="29"/>
+        <w:pStyle w:val="30"/>
       </w:pPr>
       <w:r>
         <w:rPr>
@@ -63,12 +63,12 @@
     </w:p>
     <w:p>
       <w:pPr>
-        <w:pStyle w:val="29"/>
-      </w:pPr>
-    </w:p>
-    <w:p>
-      <w:pPr>
-        <w:pStyle w:val="29"/>
+        <w:pStyle w:val="30"/>
+      </w:pPr>
+    </w:p>
+    <w:p>
+      <w:pPr>
+        <w:pStyle w:val="30"/>
       </w:pPr>
     </w:p>
     <w:tbl>
@@ -126,7 +126,7 @@
           </w:tcPr>
           <w:p>
             <w:pPr>
-              <w:pStyle w:val="31"/>
+              <w:pStyle w:val="32"/>
             </w:pPr>
             <w:r>
               <w:rPr>
@@ -145,7 +145,7 @@
           </w:tcPr>
           <w:p>
             <w:pPr>
-              <w:pStyle w:val="31"/>
+              <w:pStyle w:val="32"/>
               <w:rPr>
                 <w:rFonts w:hint="default" w:ascii="仿宋_GB2312" w:eastAsia="仿宋_GB2312"/>
                 <w:lang w:val="en-US" w:eastAsia="zh-CN"/>
@@ -191,7 +191,7 @@
           </w:tcPr>
           <w:p>
             <w:pPr>
-              <w:pStyle w:val="31"/>
+              <w:pStyle w:val="32"/>
             </w:pPr>
             <w:r>
               <w:rPr>
@@ -210,7 +210,7 @@
           </w:tcPr>
           <w:p>
             <w:pPr>
-              <w:pStyle w:val="31"/>
+              <w:pStyle w:val="32"/>
               <w:rPr>
                 <w:rFonts w:hint="default" w:eastAsia="黑体"/>
                 <w:lang w:val="en-US" w:eastAsia="zh-CN"/>
@@ -256,7 +256,7 @@
           </w:tcPr>
           <w:p>
             <w:pPr>
-              <w:pStyle w:val="31"/>
+              <w:pStyle w:val="32"/>
             </w:pPr>
             <w:r>
               <w:rPr>
@@ -275,7 +275,7 @@
           </w:tcPr>
           <w:p>
             <w:pPr>
-              <w:pStyle w:val="31"/>
+              <w:pStyle w:val="32"/>
               <w:rPr>
                 <w:rFonts w:hint="eastAsia" w:ascii="仿宋_GB2312" w:eastAsia="仿宋_GB2312"/>
                 <w:lang w:val="en-US" w:eastAsia="zh-CN"/>
@@ -294,22 +294,22 @@
     </w:tbl>
     <w:p>
       <w:pPr>
-        <w:pStyle w:val="21"/>
-      </w:pPr>
-    </w:p>
-    <w:p>
-      <w:pPr>
-        <w:pStyle w:val="21"/>
-      </w:pPr>
-    </w:p>
-    <w:p>
-      <w:pPr>
-        <w:pStyle w:val="21"/>
-      </w:pPr>
-    </w:p>
-    <w:p>
-      <w:pPr>
-        <w:pStyle w:val="21"/>
+        <w:pStyle w:val="22"/>
+      </w:pPr>
+    </w:p>
+    <w:p>
+      <w:pPr>
+        <w:pStyle w:val="22"/>
+      </w:pPr>
+    </w:p>
+    <w:p>
+      <w:pPr>
+        <w:pStyle w:val="22"/>
+      </w:pPr>
+    </w:p>
+    <w:p>
+      <w:pPr>
+        <w:pStyle w:val="22"/>
       </w:pPr>
     </w:p>
     <w:tbl>
@@ -367,7 +367,7 @@
           </w:tcPr>
           <w:p>
             <w:pPr>
-              <w:pStyle w:val="30"/>
+              <w:pStyle w:val="31"/>
             </w:pPr>
             <w:r>
               <w:rPr>
@@ -386,7 +386,7 @@
           </w:tcPr>
           <w:p>
             <w:pPr>
-              <w:pStyle w:val="30"/>
+              <w:pStyle w:val="31"/>
             </w:pPr>
             <w:r>
               <w:rPr>
@@ -405,7 +405,7 @@
           </w:tcPr>
           <w:p>
             <w:pPr>
-              <w:pStyle w:val="30"/>
+              <w:pStyle w:val="31"/>
             </w:pPr>
             <w:r>
               <w:rPr>
@@ -445,7 +445,7 @@
           </w:tcPr>
           <w:p>
             <w:pPr>
-              <w:pStyle w:val="30"/>
+              <w:pStyle w:val="31"/>
             </w:pPr>
             <w:r>
               <w:rPr>
@@ -464,7 +464,7 @@
           </w:tcPr>
           <w:p>
             <w:pPr>
-              <w:pStyle w:val="30"/>
+              <w:pStyle w:val="31"/>
             </w:pPr>
             <w:r>
               <w:rPr>
@@ -483,7 +483,7 @@
           </w:tcPr>
           <w:p>
             <w:pPr>
-              <w:pStyle w:val="30"/>
+              <w:pStyle w:val="31"/>
             </w:pPr>
           </w:p>
         </w:tc>
@@ -517,7 +517,7 @@
           </w:tcPr>
           <w:p>
             <w:pPr>
-              <w:pStyle w:val="30"/>
+              <w:pStyle w:val="31"/>
             </w:pPr>
             <w:r>
               <w:rPr>
@@ -536,7 +536,7 @@
           </w:tcPr>
           <w:p>
             <w:pPr>
-              <w:pStyle w:val="30"/>
+              <w:pStyle w:val="31"/>
             </w:pPr>
             <w:r>
               <w:rPr>
@@ -555,7 +555,7 @@
           </w:tcPr>
           <w:p>
             <w:pPr>
-              <w:pStyle w:val="30"/>
+              <w:pStyle w:val="31"/>
             </w:pPr>
           </w:p>
         </w:tc>
@@ -589,7 +589,7 @@
           </w:tcPr>
           <w:p>
             <w:pPr>
-              <w:pStyle w:val="30"/>
+              <w:pStyle w:val="31"/>
             </w:pPr>
             <w:r>
               <w:rPr>
@@ -608,7 +608,7 @@
           </w:tcPr>
           <w:p>
             <w:pPr>
-              <w:pStyle w:val="30"/>
+              <w:pStyle w:val="31"/>
             </w:pPr>
             <w:r>
               <w:rPr>
@@ -627,7 +627,7 @@
           </w:tcPr>
           <w:p>
             <w:pPr>
-              <w:pStyle w:val="30"/>
+              <w:pStyle w:val="31"/>
             </w:pPr>
           </w:p>
         </w:tc>
@@ -661,7 +661,7 @@
           </w:tcPr>
           <w:p>
             <w:pPr>
-              <w:pStyle w:val="30"/>
+              <w:pStyle w:val="31"/>
             </w:pPr>
             <w:r>
               <w:rPr>
@@ -680,7 +680,7 @@
           </w:tcPr>
           <w:p>
             <w:pPr>
-              <w:pStyle w:val="30"/>
+              <w:pStyle w:val="31"/>
             </w:pPr>
             <w:r>
               <w:rPr>
@@ -699,7 +699,7 @@
           </w:tcPr>
           <w:p>
             <w:pPr>
-              <w:pStyle w:val="30"/>
+              <w:pStyle w:val="31"/>
             </w:pPr>
           </w:p>
         </w:tc>
@@ -733,7 +733,7 @@
           </w:tcPr>
           <w:p>
             <w:pPr>
-              <w:pStyle w:val="30"/>
+              <w:pStyle w:val="31"/>
             </w:pPr>
             <w:r>
               <w:rPr>
@@ -752,7 +752,7 @@
           </w:tcPr>
           <w:p>
             <w:pPr>
-              <w:pStyle w:val="30"/>
+              <w:pStyle w:val="31"/>
             </w:pPr>
             <w:r>
               <w:rPr>
@@ -771,7 +771,7 @@
           </w:tcPr>
           <w:p>
             <w:pPr>
-              <w:pStyle w:val="30"/>
+              <w:pStyle w:val="31"/>
             </w:pPr>
           </w:p>
         </w:tc>
@@ -806,7 +806,7 @@
           </w:tcPr>
           <w:p>
             <w:pPr>
-              <w:pStyle w:val="30"/>
+              <w:pStyle w:val="31"/>
               <w:rPr>
                 <w:szCs w:val="21"/>
               </w:rPr>
@@ -829,7 +829,7 @@
           </w:tcPr>
           <w:p>
             <w:pPr>
-              <w:pStyle w:val="30"/>
+              <w:pStyle w:val="31"/>
               <w:rPr>
                 <w:szCs w:val="21"/>
               </w:rPr>
@@ -840,7 +840,7 @@
     </w:tbl>
     <w:p>
       <w:pPr>
-        <w:pStyle w:val="31"/>
+        <w:pStyle w:val="32"/>
       </w:pPr>
       <w:r>
         <w:rPr>
@@ -851,7 +851,7 @@
     </w:p>
     <w:p>
       <w:pPr>
-        <w:pStyle w:val="31"/>
+        <w:pStyle w:val="32"/>
         <w:rPr>
           <w:rFonts w:hint="default" w:eastAsia="黑体"/>
           <w:lang w:val="en-US" w:eastAsia="zh-CN"/>
@@ -870,7 +870,7 @@
     </w:p>
     <w:p>
       <w:pPr>
-        <w:pStyle w:val="31"/>
+        <w:pStyle w:val="32"/>
       </w:pPr>
       <w:r>
         <w:rPr>
@@ -905,6 +905,80 @@
       <w:pPr>
         <w:spacing w:before="0" w:after="0" w:line="360" w:lineRule="auto"/>
         <w:ind w:firstLine="420"/>
+        <w:rPr>
+          <w:rFonts w:hint="default" w:ascii="Times New Roman" w:hAnsi="Times New Roman" w:eastAsia="宋体"/>
+          <w:b w:val="0"/>
+          <w:color w:val="000000"/>
+          <w:sz w:val="24"/>
+          <w:lang w:val="en-US" w:eastAsia="zh-CN"/>
+        </w:rPr>
+      </w:pPr>
+      <w:r>
+        <w:rPr>
+          <w:rFonts w:hint="eastAsia"/>
+          <w:b w:val="0"/>
+          <w:color w:val="000000"/>
+          <w:sz w:val="24"/>
+          <w:lang w:val="en-US" w:eastAsia="zh-CN"/>
+        </w:rPr>
+        <w:t>项目地址</w:t>
+      </w:r>
+      <w:r>
+        <w:rPr>
+          <w:rFonts w:hint="eastAsia"/>
+          <w:b w:val="0"/>
+          <w:color w:val="000000"/>
+          <w:sz w:val="24"/>
+          <w:lang w:val="en-US" w:eastAsia="zh-CN"/>
+        </w:rPr>
+        <w:fldChar w:fldCharType="begin"/>
+      </w:r>
+      <w:r>
+        <w:rPr>
+          <w:rFonts w:hint="eastAsia"/>
+          <w:b w:val="0"/>
+          <w:color w:val="000000"/>
+          <w:sz w:val="24"/>
+          <w:lang w:val="en-US" w:eastAsia="zh-CN"/>
+        </w:rPr>
+        <w:instrText xml:space="preserve"> HYPERLINK "https://github.com/lifeng-z/yuan/tree/main/MobileTerminal" </w:instrText>
+      </w:r>
+      <w:r>
+        <w:rPr>
+          <w:rFonts w:hint="eastAsia"/>
+          <w:b w:val="0"/>
+          <w:color w:val="000000"/>
+          <w:sz w:val="24"/>
+          <w:lang w:val="en-US" w:eastAsia="zh-CN"/>
+        </w:rPr>
+        <w:fldChar w:fldCharType="separate"/>
+      </w:r>
+      <w:r>
+        <w:rPr>
+          <w:rStyle w:val="12"/>
+          <w:rFonts w:hint="eastAsia"/>
+          <w:b w:val="0"/>
+          <w:color w:val="000000"/>
+          <w:sz w:val="24"/>
+          <w:lang w:val="en-US" w:eastAsia="zh-CN"/>
+        </w:rPr>
+        <w:t>https://github.com/lifeng-z/yuan/tree/main/MobileTerminal</w:t>
+      </w:r>
+      <w:r>
+        <w:rPr>
+          <w:rFonts w:hint="eastAsia"/>
+          <w:b w:val="0"/>
+          <w:color w:val="000000"/>
+          <w:sz w:val="24"/>
+          <w:lang w:val="en-US" w:eastAsia="zh-CN"/>
+        </w:rPr>
+        <w:fldChar w:fldCharType="end"/>
+      </w:r>
+    </w:p>
+    <w:p>
+      <w:pPr>
+        <w:spacing w:before="0" w:after="0" w:line="360" w:lineRule="auto"/>
+        <w:ind w:firstLine="420"/>
       </w:pPr>
       <w:r>
         <w:rPr>
@@ -946,6 +1020,83 @@
         </w:rPr>
         <w:t>Abstract</w:t>
       </w:r>
+    </w:p>
+    <w:p>
+      <w:pPr>
+        <w:keepNext w:val="0"/>
+        <w:keepLines w:val="0"/>
+        <w:pageBreakBefore w:val="0"/>
+        <w:widowControl w:val="0"/>
+        <w:kinsoku/>
+        <w:wordWrap/>
+        <w:overflowPunct/>
+        <w:topLinePunct w:val="0"/>
+        <w:autoSpaceDE/>
+        <w:autoSpaceDN/>
+        <w:bidi w:val="0"/>
+        <w:adjustRightInd/>
+        <w:snapToGrid/>
+        <w:spacing w:before="0" w:after="0" w:line="360" w:lineRule="auto"/>
+        <w:ind w:firstLine="420"/>
+        <w:textAlignment w:val="auto"/>
+        <w:rPr>
+          <w:rFonts w:ascii="Times New Roman" w:hAnsi="Times New Roman" w:eastAsia="宋体"/>
+          <w:b w:val="0"/>
+          <w:color w:val="000000"/>
+          <w:sz w:val="24"/>
+        </w:rPr>
+      </w:pPr>
+      <w:r>
+        <w:rPr>
+          <w:rFonts w:hint="eastAsia" w:ascii="Times New Roman" w:hAnsi="Times New Roman" w:eastAsia="宋体"/>
+          <w:b w:val="0"/>
+          <w:sz w:val="24"/>
+        </w:rPr>
+        <w:t>Project address</w:t>
+      </w:r>
+      <w:r>
+        <w:rPr>
+          <w:rFonts w:hint="eastAsia" w:ascii="Times New Roman" w:hAnsi="Times New Roman" w:eastAsia="宋体"/>
+          <w:b w:val="0"/>
+          <w:sz w:val="24"/>
+        </w:rPr>
+        <w:fldChar w:fldCharType="begin"/>
+      </w:r>
+      <w:r>
+        <w:rPr>
+          <w:rFonts w:hint="eastAsia" w:ascii="Times New Roman" w:hAnsi="Times New Roman" w:eastAsia="宋体"/>
+          <w:b w:val="0"/>
+          <w:sz w:val="24"/>
+        </w:rPr>
+        <w:instrText xml:space="preserve"> HYPERLINK "https://github.com/lifeng-z/yuan/tree/main/MobileTerminal" </w:instrText>
+      </w:r>
+      <w:r>
+        <w:rPr>
+          <w:rFonts w:hint="eastAsia" w:ascii="Times New Roman" w:hAnsi="Times New Roman" w:eastAsia="宋体"/>
+          <w:b w:val="0"/>
+          <w:sz w:val="24"/>
+        </w:rPr>
+        <w:fldChar w:fldCharType="separate"/>
+      </w:r>
+      <w:r>
+        <w:rPr>
+          <w:rStyle w:val="12"/>
+          <w:rFonts w:hint="eastAsia" w:ascii="Times New Roman" w:hAnsi="Times New Roman" w:eastAsia="宋体"/>
+          <w:b w:val="0"/>
+          <w:sz w:val="24"/>
+        </w:rPr>
+        <w:t>https://github.com/lifeng-z/yuan/tree/main/MobileTerminal</w:t>
+      </w:r>
+      <w:r>
+        <w:rPr>
+          <w:rFonts w:hint="eastAsia" w:ascii="Times New Roman" w:hAnsi="Times New Roman" w:eastAsia="宋体"/>
+          <w:b w:val="0"/>
+          <w:sz w:val="24"/>
+        </w:rPr>
+        <w:fldChar w:fldCharType="end"/>
+      </w:r>
+      <w:bookmarkStart w:id="0" w:name="_GoBack"/>
+      <w:bookmarkEnd w:id="0"/>
     </w:p>
     <w:p>
       <w:pPr>
@@ -2673,12 +2824,6 @@
             <w:insideH w:val="none" w:color="auto" w:sz="0" w:space="0"/>
             <w:insideV w:val="none" w:color="auto" w:sz="0" w:space="0"/>
           </w:tblBorders>
-          <w:tblCellMar>
-            <w:top w:w="0" w:type="dxa"/>
-            <w:left w:w="108" w:type="dxa"/>
-            <w:bottom w:w="0" w:type="dxa"/>
-            <w:right w:w="108" w:type="dxa"/>
-          </w:tblCellMar>
         </w:tblPrEx>
         <w:trPr>
           <w:jc w:val="center"/>
@@ -8863,8 +9008,6 @@
         </w:rPr>
         <w:t>长按笔记卡片时弹出AlertDialog，显示笔记标题并询问确认，防止用户误删操作。点击"删除"按钮执行删除并自动刷新列表，点击"取消"按钮关闭对话框。</w:t>
       </w:r>
-      <w:bookmarkStart w:id="0" w:name="_GoBack"/>
-      <w:bookmarkEnd w:id="0"/>
     </w:p>
     <w:p>
       <w:r>
@@ -9346,8 +9489,8 @@
     <w:lsdException w:unhideWhenUsed="0" w:uiPriority="0" w:semiHidden="0" w:name="Normal Indent"/>
     <w:lsdException w:unhideWhenUsed="0" w:uiPriority="0" w:semiHidden="0" w:name="footnote text"/>
     <w:lsdException w:unhideWhenUsed="0" w:uiPriority="0" w:semiHidden="0" w:name="annotation text"/>
-    <w:lsdException w:unhideWhenUsed="0" w:uiPriority="0" w:semiHidden="0" w:name="header"/>
-    <w:lsdException w:unhideWhenUsed="0" w:uiPriority="0" w:semiHidden="0" w:name="footer"/>
+    <w:lsdException w:qFormat="1" w:unhideWhenUsed="0" w:uiPriority="0" w:semiHidden="0" w:name="header"/>
+    <w:lsdException w:qFormat="1" w:unhideWhenUsed="0" w:uiPriority="0" w:semiHidden="0" w:name="footer"/>
     <w:lsdException w:unhideWhenUsed="0" w:uiPriority="0" w:semiHidden="0" w:name="index heading"/>
     <w:lsdException w:qFormat="1" w:uiPriority="0" w:name="caption"/>
     <w:lsdException w:unhideWhenUsed="0" w:uiPriority="0" w:semiHidden="0" w:name="table of figures"/>
@@ -9381,8 +9524,8 @@
     <w:lsdException w:unhideWhenUsed="0" w:uiPriority="0" w:semiHidden="0" w:name="Closing"/>
     <w:lsdException w:unhideWhenUsed="0" w:uiPriority="0" w:semiHidden="0" w:name="Signature"/>
     <w:lsdException w:unhideWhenUsed="0" w:uiPriority="0" w:name="Default Paragraph Font"/>
-    <w:lsdException w:unhideWhenUsed="0" w:uiPriority="0" w:semiHidden="0" w:name="Body Text"/>
-    <w:lsdException w:unhideWhenUsed="0" w:uiPriority="0" w:semiHidden="0" w:name="Body Text Indent"/>
+    <w:lsdException w:qFormat="1" w:unhideWhenUsed="0" w:uiPriority="0" w:semiHidden="0" w:name="Body Text"/>
+    <w:lsdException w:qFormat="1" w:unhideWhenUsed="0" w:uiPriority="0" w:semiHidden="0" w:name="Body Text Indent"/>
     <w:lsdException w:unhideWhenUsed="0" w:uiPriority="0" w:semiHidden="0" w:name="List Continue"/>
     <w:lsdException w:unhideWhenUsed="0" w:uiPriority="0" w:semiHidden="0" w:name="List Continue 2"/>
     <w:lsdException w:unhideWhenUsed="0" w:uiPriority="0" w:semiHidden="0" w:name="List Continue 3"/>
@@ -9404,10 +9547,10 @@
     <w:lsdException w:unhideWhenUsed="0" w:uiPriority="0" w:semiHidden="0" w:name="FollowedHyperlink"/>
     <w:lsdException w:qFormat="1" w:unhideWhenUsed="0" w:uiPriority="0" w:semiHidden="0" w:name="Strong"/>
     <w:lsdException w:qFormat="1" w:unhideWhenUsed="0" w:uiPriority="0" w:semiHidden="0" w:name="Emphasis"/>
-    <w:lsdException w:unhideWhenUsed="0" w:uiPriority="0" w:semiHidden="0" w:name="Document Map"/>
+    <w:lsdException w:qFormat="1" w:unhideWhenUsed="0" w:uiPriority="0" w:semiHidden="0" w:name="Document Map"/>
     <w:lsdException w:unhideWhenUsed="0" w:uiPriority="0" w:semiHidden="0" w:name="Plain Text"/>
     <w:lsdException w:unhideWhenUsed="0" w:uiPriority="0" w:semiHidden="0" w:name="E-mail Signature"/>
-    <w:lsdException w:uiPriority="99" w:semiHidden="0" w:name="Normal (Web)"/>
+    <w:lsdException w:qFormat="1" w:uiPriority="99" w:semiHidden="0" w:name="Normal (Web)"/>
     <w:lsdException w:unhideWhenUsed="0" w:uiPriority="0" w:semiHidden="0" w:name="HTML Acronym"/>
     <w:lsdException w:unhideWhenUsed="0" w:uiPriority="0" w:semiHidden="0" w:name="HTML Address"/>
     <w:lsdException w:unhideWhenUsed="0" w:uiPriority="0" w:semiHidden="0" w:name="HTML Cite"/>
@@ -9418,7 +9561,7 @@
     <w:lsdException w:unhideWhenUsed="0" w:uiPriority="0" w:semiHidden="0" w:name="HTML Sample"/>
     <w:lsdException w:unhideWhenUsed="0" w:uiPriority="0" w:semiHidden="0" w:name="HTML Typewriter"/>
     <w:lsdException w:unhideWhenUsed="0" w:uiPriority="0" w:semiHidden="0" w:name="HTML Variable"/>
-    <w:lsdException w:unhideWhenUsed="0" w:uiPriority="0" w:name="Normal Table"/>
+    <w:lsdException w:qFormat="1" w:unhideWhenUsed="0" w:uiPriority="0" w:name="Normal Table"/>
     <w:lsdException w:unhideWhenUsed="0" w:uiPriority="0" w:semiHidden="0" w:name="annotation subject"/>
     <w:lsdException w:unhideWhenUsed="0" w:uiPriority="0" w:semiHidden="0" w:name="Table Simple 1"/>
     <w:lsdException w:unhideWhenUsed="0" w:uiPriority="0" w:semiHidden="0" w:name="Table Simple 2"/>
@@ -9463,7 +9606,7 @@
     <w:lsdException w:unhideWhenUsed="0" w:uiPriority="0" w:semiHidden="0" w:name="Table Web 2"/>
     <w:lsdException w:unhideWhenUsed="0" w:uiPriority="0" w:semiHidden="0" w:name="Table Web 3"/>
     <w:lsdException w:unhideWhenUsed="0" w:uiPriority="0" w:semiHidden="0" w:name="Balloon Text"/>
-    <w:lsdException w:unhideWhenUsed="0" w:uiPriority="0" w:semiHidden="0" w:name="Table Grid"/>
+    <w:lsdException w:qFormat="1" w:unhideWhenUsed="0" w:uiPriority="0" w:semiHidden="0" w:name="Table Grid"/>
     <w:lsdException w:unhideWhenUsed="0" w:uiPriority="0" w:semiHidden="0" w:name="Table Theme"/>
     <w:lsdException w:unhideWhenUsed="0" w:uiPriority="60" w:semiHidden="0" w:name="Light Shading"/>
     <w:lsdException w:unhideWhenUsed="0" w:uiPriority="61" w:semiHidden="0" w:name="Light List"/>
@@ -9573,6 +9716,7 @@
       <w:jc w:val="both"/>
     </w:pPr>
     <w:rPr>
+      <w:rFonts w:ascii="Times New Roman" w:hAnsi="Times New Roman" w:eastAsia="宋体" w:cs="Times New Roman"/>
       <w:kern w:val="2"/>
       <w:sz w:val="21"/>
       <w:szCs w:val="24"/>
@@ -9583,7 +9727,7 @@
     <w:name w:val="heading 1"/>
     <w:basedOn w:val="1"/>
     <w:next w:val="1"/>
-    <w:link w:val="19"/>
+    <w:link w:val="20"/>
     <w:qFormat/>
     <w:uiPriority w:val="0"/>
     <w:pPr>
@@ -9607,10 +9751,11 @@
   </w:style>
   <w:style w:type="table" w:default="1" w:styleId="9">
     <w:name w:val="Normal Table"/>
+    <w:autoRedefine/>
     <w:semiHidden/>
+    <w:qFormat/>
     <w:uiPriority w:val="0"/>
     <w:tblPr>
-      <w:tblStyle w:val="9"/>
       <w:tblCellMar>
         <w:top w:w="0" w:type="dxa"/>
         <w:left w:w="108" w:type="dxa"/>
@@ -9622,7 +9767,9 @@
   <w:style w:type="paragraph" w:styleId="3">
     <w:name w:val="Document Map"/>
     <w:basedOn w:val="1"/>
-    <w:link w:val="16"/>
+    <w:link w:val="17"/>
+    <w:autoRedefine/>
+    <w:qFormat/>
     <w:uiPriority w:val="0"/>
     <w:rPr>
       <w:rFonts w:ascii="宋体"/>
@@ -9633,7 +9780,9 @@
   <w:style w:type="paragraph" w:styleId="4">
     <w:name w:val="Body Text"/>
     <w:basedOn w:val="1"/>
-    <w:link w:val="18"/>
+    <w:link w:val="19"/>
+    <w:autoRedefine/>
+    <w:qFormat/>
     <w:uiPriority w:val="0"/>
     <w:pPr>
       <w:spacing w:after="120"/>
@@ -9642,7 +9791,9 @@
   <w:style w:type="paragraph" w:styleId="5">
     <w:name w:val="Body Text Indent"/>
     <w:basedOn w:val="1"/>
-    <w:link w:val="15"/>
+    <w:link w:val="16"/>
+    <w:autoRedefine/>
+    <w:qFormat/>
     <w:uiPriority w:val="0"/>
     <w:pPr>
       <w:ind w:firstLine="179" w:firstLineChars="64"/>
@@ -9654,7 +9805,9 @@
   <w:style w:type="paragraph" w:styleId="6">
     <w:name w:val="footer"/>
     <w:basedOn w:val="1"/>
-    <w:link w:val="14"/>
+    <w:link w:val="15"/>
+    <w:autoRedefine/>
+    <w:qFormat/>
     <w:uiPriority w:val="0"/>
     <w:pPr>
       <w:tabs>
@@ -9672,7 +9825,9 @@
   <w:style w:type="paragraph" w:styleId="7">
     <w:name w:val="header"/>
     <w:basedOn w:val="1"/>
-    <w:link w:val="13"/>
+    <w:link w:val="14"/>
+    <w:autoRedefine/>
+    <w:qFormat/>
     <w:uiPriority w:val="0"/>
     <w:pPr>
       <w:pBdr>
@@ -9693,7 +9848,9 @@
   <w:style w:type="paragraph" w:styleId="8">
     <w:name w:val="Normal (Web)"/>
     <w:basedOn w:val="1"/>
+    <w:autoRedefine/>
     <w:unhideWhenUsed/>
+    <w:qFormat/>
     <w:uiPriority w:val="99"/>
     <w:pPr>
       <w:widowControl/>
@@ -9709,9 +9866,10 @@
   <w:style w:type="table" w:styleId="10">
     <w:name w:val="Table Grid"/>
     <w:basedOn w:val="9"/>
+    <w:autoRedefine/>
+    <w:qFormat/>
     <w:uiPriority w:val="0"/>
     <w:tblPr>
-      <w:tblStyle w:val="9"/>
       <w:tblBorders>
         <w:top w:val="single" w:color="auto" w:sz="4" w:space="0"/>
         <w:left w:val="single" w:color="auto" w:sz="4" w:space="0"/>
@@ -9721,28 +9879,28 @@
         <w:insideV w:val="single" w:color="auto" w:sz="4" w:space="0"/>
       </w:tblBorders>
     </w:tblPr>
-    <w:trPr>
-      <w:wBefore w:w="0" w:type="dxa"/>
-    </w:trPr>
   </w:style>
-  <w:style w:type="character" w:customStyle="1" w:styleId="12">
+  <w:style w:type="character" w:styleId="12">
+    <w:name w:val="Hyperlink"/>
+    <w:basedOn w:val="11"/>
+    <w:uiPriority w:val="0"/>
+    <w:rPr>
+      <w:color w:val="0000FF"/>
+      <w:u w:val="single"/>
+    </w:rPr>
+  </w:style>
+  <w:style w:type="character" w:customStyle="1" w:styleId="13">
     <w:name w:val="apple-style-span"/>
     <w:basedOn w:val="11"/>
+    <w:autoRedefine/>
+    <w:qFormat/>
     <w:uiPriority w:val="0"/>
   </w:style>
-  <w:style w:type="character" w:customStyle="1" w:styleId="13">
+  <w:style w:type="character" w:customStyle="1" w:styleId="14">
     <w:name w:val="页眉 Char"/>
     <w:link w:val="7"/>
-    <w:uiPriority w:val="0"/>
-    <w:rPr>
-      <w:kern w:val="2"/>
-      <w:sz w:val="18"/>
-      <w:szCs w:val="18"/>
-    </w:rPr>
-  </w:style>
-  <w:style w:type="character" w:customStyle="1" w:styleId="14">
-    <w:name w:val="页脚 Char"/>
-    <w:link w:val="6"/>
+    <w:autoRedefine/>
+    <w:qFormat/>
     <w:uiPriority w:val="0"/>
     <w:rPr>
       <w:kern w:val="2"/>
@@ -9751,8 +9909,22 @@
     </w:rPr>
   </w:style>
   <w:style w:type="character" w:customStyle="1" w:styleId="15">
+    <w:name w:val="页脚 Char"/>
+    <w:link w:val="6"/>
+    <w:autoRedefine/>
+    <w:qFormat/>
+    <w:uiPriority w:val="0"/>
+    <w:rPr>
+      <w:kern w:val="2"/>
+      <w:sz w:val="18"/>
+      <w:szCs w:val="18"/>
+    </w:rPr>
+  </w:style>
+  <w:style w:type="character" w:customStyle="1" w:styleId="16">
     <w:name w:val="正文文本缩进 Char"/>
     <w:link w:val="5"/>
+    <w:autoRedefine/>
+    <w:qFormat/>
     <w:uiPriority w:val="0"/>
     <w:rPr>
       <w:kern w:val="2"/>
@@ -9760,9 +9932,11 @@
       <w:szCs w:val="24"/>
     </w:rPr>
   </w:style>
-  <w:style w:type="character" w:customStyle="1" w:styleId="16">
+  <w:style w:type="character" w:customStyle="1" w:styleId="17">
     <w:name w:val="文档结构图 Char"/>
     <w:link w:val="3"/>
+    <w:autoRedefine/>
+    <w:qFormat/>
     <w:uiPriority w:val="0"/>
     <w:rPr>
       <w:rFonts w:ascii="宋体"/>
@@ -9771,9 +9945,11 @@
       <w:szCs w:val="18"/>
     </w:rPr>
   </w:style>
-  <w:style w:type="paragraph" w:customStyle="1" w:styleId="17">
+  <w:style w:type="paragraph" w:customStyle="1" w:styleId="18">
     <w:name w:val="作者"/>
     <w:basedOn w:val="4"/>
+    <w:autoRedefine/>
+    <w:qFormat/>
     <w:uiPriority w:val="0"/>
     <w:pPr>
       <w:widowControl/>
@@ -9792,9 +9968,11 @@
       <w:lang w:bidi="he-IL"/>
     </w:rPr>
   </w:style>
-  <w:style w:type="character" w:customStyle="1" w:styleId="18">
+  <w:style w:type="character" w:customStyle="1" w:styleId="19">
     <w:name w:val="正文文本 字符"/>
     <w:link w:val="4"/>
+    <w:autoRedefine/>
+    <w:qFormat/>
     <w:uiPriority w:val="0"/>
     <w:rPr>
       <w:kern w:val="2"/>
@@ -9802,9 +9980,11 @@
       <w:szCs w:val="24"/>
     </w:rPr>
   </w:style>
-  <w:style w:type="character" w:customStyle="1" w:styleId="19">
+  <w:style w:type="character" w:customStyle="1" w:styleId="20">
     <w:name w:val="标题 1 字符"/>
     <w:link w:val="2"/>
+    <w:autoRedefine/>
+    <w:qFormat/>
     <w:uiPriority w:val="0"/>
     <w:rPr>
       <w:b/>
@@ -9814,9 +9994,11 @@
       <w:szCs w:val="44"/>
     </w:rPr>
   </w:style>
-  <w:style w:type="paragraph" w:customStyle="1" w:styleId="20">
+  <w:style w:type="paragraph" w:customStyle="1" w:styleId="21">
     <w:name w:val="1. 章标题"/>
     <w:basedOn w:val="1"/>
+    <w:autoRedefine/>
+    <w:qFormat/>
     <w:uiPriority w:val="0"/>
     <w:pPr>
       <w:spacing w:before="156" w:after="156" w:line="360" w:lineRule="auto"/>
@@ -9830,9 +10012,11 @@
       <w:szCs w:val="20"/>
     </w:rPr>
   </w:style>
-  <w:style w:type="paragraph" w:customStyle="1" w:styleId="21">
+  <w:style w:type="paragraph" w:customStyle="1" w:styleId="22">
     <w:name w:val="5. 报告正文"/>
     <w:basedOn w:val="1"/>
+    <w:autoRedefine/>
+    <w:qFormat/>
     <w:uiPriority w:val="0"/>
     <w:pPr>
       <w:spacing w:line="360" w:lineRule="auto"/>
@@ -9844,10 +10028,12 @@
       <w:szCs w:val="20"/>
     </w:rPr>
   </w:style>
-  <w:style w:type="paragraph" w:customStyle="1" w:styleId="22">
+  <w:style w:type="paragraph" w:customStyle="1" w:styleId="23">
     <w:name w:val="图题"/>
     <w:basedOn w:val="1"/>
     <w:next w:val="1"/>
+    <w:autoRedefine/>
+    <w:qFormat/>
     <w:uiPriority w:val="0"/>
     <w:pPr>
       <w:ind w:firstLine="880" w:firstLineChars="200"/>
@@ -9858,9 +10044,10 @@
       <w:szCs w:val="21"/>
     </w:rPr>
   </w:style>
-  <w:style w:type="character" w:customStyle="1" w:styleId="23">
+  <w:style w:type="character" w:customStyle="1" w:styleId="24">
     <w:name w:val="论文正文 Char"/>
-    <w:link w:val="24"/>
+    <w:link w:val="25"/>
+    <w:autoRedefine/>
     <w:qFormat/>
     <w:uiPriority w:val="0"/>
     <w:rPr>
@@ -9868,9 +10055,10 @@
       <w:szCs w:val="24"/>
     </w:rPr>
   </w:style>
-  <w:style w:type="paragraph" w:customStyle="1" w:styleId="24">
+  <w:style w:type="paragraph" w:customStyle="1" w:styleId="25">
     <w:name w:val="论文正文"/>
-    <w:link w:val="23"/>
+    <w:link w:val="24"/>
+    <w:autoRedefine/>
     <w:qFormat/>
     <w:uiPriority w:val="0"/>
     <w:pPr>
@@ -9880,14 +10068,17 @@
       <w:jc w:val="both"/>
     </w:pPr>
     <w:rPr>
+      <w:rFonts w:ascii="Times New Roman" w:hAnsi="Times New Roman" w:eastAsia="宋体" w:cs="Times New Roman"/>
       <w:sz w:val="24"/>
       <w:szCs w:val="24"/>
       <w:lang w:val="en-US" w:eastAsia="zh-CN" w:bidi="ar-SA"/>
     </w:rPr>
   </w:style>
-  <w:style w:type="paragraph" w:customStyle="1" w:styleId="25">
+  <w:style w:type="paragraph" w:customStyle="1" w:styleId="26">
     <w:name w:val="2. 节标题"/>
     <w:basedOn w:val="1"/>
+    <w:autoRedefine/>
+    <w:qFormat/>
     <w:uiPriority w:val="0"/>
     <w:pPr>
       <w:spacing w:before="156" w:after="156" w:line="360" w:lineRule="auto"/>
@@ -9900,9 +10091,11 @@
       <w:szCs w:val="20"/>
     </w:rPr>
   </w:style>
-  <w:style w:type="paragraph" w:customStyle="1" w:styleId="26">
+  <w:style w:type="paragraph" w:customStyle="1" w:styleId="27">
     <w:name w:val="3. 条标题"/>
     <w:basedOn w:val="1"/>
+    <w:autoRedefine/>
+    <w:qFormat/>
     <w:uiPriority w:val="0"/>
     <w:pPr>
       <w:spacing w:line="360" w:lineRule="auto"/>
@@ -9916,9 +10109,10 @@
       <w:szCs w:val="20"/>
     </w:rPr>
   </w:style>
-  <w:style w:type="paragraph" w:customStyle="1" w:styleId="27">
+  <w:style w:type="paragraph" w:customStyle="1" w:styleId="28">
     <w:name w:val="4. 款项"/>
     <w:basedOn w:val="1"/>
+    <w:autoRedefine/>
     <w:uiPriority w:val="0"/>
     <w:pPr>
       <w:spacing w:line="360" w:lineRule="auto"/>
@@ -9931,9 +10125,10 @@
       <w:szCs w:val="20"/>
     </w:rPr>
   </w:style>
-  <w:style w:type="paragraph" w:customStyle="1" w:styleId="28">
+  <w:style w:type="paragraph" w:customStyle="1" w:styleId="29">
     <w:name w:val="7. 图"/>
     <w:basedOn w:val="1"/>
+    <w:autoRedefine/>
     <w:uiPriority w:val="0"/>
     <w:pPr>
       <w:jc w:val="center"/>
@@ -9943,9 +10138,10 @@
       <w:szCs w:val="20"/>
     </w:rPr>
   </w:style>
-  <w:style w:type="paragraph" w:customStyle="1" w:styleId="29">
+  <w:style w:type="paragraph" w:customStyle="1" w:styleId="30">
     <w:name w:val="10 封面标题"/>
-    <w:basedOn w:val="20"/>
+    <w:basedOn w:val="21"/>
+    <w:autoRedefine/>
     <w:uiPriority w:val="0"/>
     <w:pPr>
       <w:jc w:val="center"/>
@@ -9954,9 +10150,10 @@
       <w:sz w:val="52"/>
     </w:rPr>
   </w:style>
-  <w:style w:type="paragraph" w:customStyle="1" w:styleId="30">
+  <w:style w:type="paragraph" w:customStyle="1" w:styleId="31">
     <w:name w:val="6. 表格文字"/>
     <w:basedOn w:val="1"/>
+    <w:autoRedefine/>
     <w:uiPriority w:val="0"/>
     <w:pPr>
       <w:jc w:val="center"/>
@@ -9966,9 +10163,10 @@
       <w:szCs w:val="20"/>
     </w:rPr>
   </w:style>
-  <w:style w:type="paragraph" w:customStyle="1" w:styleId="31">
+  <w:style w:type="paragraph" w:customStyle="1" w:styleId="32">
     <w:name w:val="9. 封面黑体"/>
     <w:basedOn w:val="1"/>
+    <w:autoRedefine/>
     <w:uiPriority w:val="0"/>
     <w:pPr>
       <w:jc w:val="center"/>
@@ -9981,9 +10179,10 @@
       <w:szCs w:val="20"/>
     </w:rPr>
   </w:style>
-  <w:style w:type="paragraph" w:customStyle="1" w:styleId="32">
+  <w:style w:type="paragraph" w:customStyle="1" w:styleId="33">
     <w:name w:val="4. 款项格式"/>
-    <w:basedOn w:val="27"/>
+    <w:basedOn w:val="28"/>
+    <w:autoRedefine/>
     <w:uiPriority w:val="0"/>
     <w:pPr>
       <w:ind w:firstLine="480"/>
@@ -9992,9 +10191,11 @@
       <w:bCs w:val="0"/>
     </w:rPr>
   </w:style>
-  <w:style w:type="paragraph" w:customStyle="1" w:styleId="33">
+  <w:style w:type="paragraph" w:customStyle="1" w:styleId="34">
     <w:name w:val="8. 图题和表题"/>
     <w:basedOn w:val="1"/>
+    <w:autoRedefine/>
+    <w:qFormat/>
     <w:uiPriority w:val="0"/>
     <w:pPr>
       <w:spacing w:line="360" w:lineRule="auto"/>
